--- a/public/legal/oferta.docx
+++ b/public/legal/oferta.docx
@@ -3864,105 +3864,101 @@
       </w:r>
       <w:r>
         <w:rPr>
-          <w:rFonts w:ascii="Times New Roman" w:eastAsia="Times New Roman" w:hAnsi="Times New Roman" w:cs="Times New Roman"/>
-          <w:kern w:val="2"/>
-          <w:sz w:val="24"/>
-          <w:szCs w:val="24"/>
-          <w:lang w:eastAsia="ar-SA"/>
-        </w:rPr>
-        <w:t> </w:t>
+          <w:rFonts w:ascii="Times New Roman" w:hAnsi="Times New Roman" w:cs="Times New Roman"/>
+          <w:sz w:val="24"/>
+          <w:szCs w:val="24"/>
+        </w:rPr>
+        <w:t>Самозанятый Щеглов Константин Михайлович</w:t>
+      </w:r>
+    </w:p>
+    <w:p>
+      <w:pPr>
+        <w:spacing w:line="240" w:lineRule="auto"/>
+        <w:rPr>
+          <w:rFonts w:ascii="Times New Roman" w:hAnsi="Times New Roman" w:cs="Times New Roman"/>
+          <w:sz w:val="24"/>
+          <w:szCs w:val="24"/>
+        </w:rPr>
+      </w:pPr>
+      <w:r>
+        <w:rPr>
+          <w:rFonts w:ascii="Times New Roman" w:hAnsi="Times New Roman" w:cs="Times New Roman"/>
+          <w:sz w:val="24"/>
+          <w:szCs w:val="24"/>
+        </w:rPr>
+        <w:t>ИНН: 772974697900</w:t>
+      </w:r>
+    </w:p>
+    <w:p>
+      <w:pPr>
+        <w:spacing w:line="240" w:lineRule="auto"/>
+        <w:rPr>
+          <w:rFonts w:ascii="Times New Roman" w:hAnsi="Times New Roman" w:cs="Times New Roman"/>
+          <w:sz w:val="24"/>
+          <w:szCs w:val="24"/>
+        </w:rPr>
+      </w:pPr>
+      <w:r>
+        <w:rPr>
+          <w:rFonts w:ascii="Times New Roman" w:hAnsi="Times New Roman" w:cs="Times New Roman"/>
+          <w:sz w:val="24"/>
+          <w:szCs w:val="24"/>
+        </w:rPr>
+        <w:t>ОГРН/ОГРНИП:  </w:t>
+      </w:r>
+    </w:p>
+    <w:p>
+      <w:pPr>
+        <w:spacing w:line="240" w:lineRule="auto"/>
+        <w:rPr>
+          <w:rFonts w:ascii="Times New Roman" w:hAnsi="Times New Roman" w:cs="Times New Roman"/>
+          <w:sz w:val="24"/>
+          <w:szCs w:val="24"/>
+        </w:rPr>
+      </w:pPr>
+      <w:r>
+        <w:rPr>
+          <w:rFonts w:ascii="Times New Roman" w:hAnsi="Times New Roman" w:cs="Times New Roman"/>
+          <w:sz w:val="24"/>
+          <w:szCs w:val="24"/>
+        </w:rPr>
+        <w:t>Контактный телефон: +7 (999) 197-97-66</w:t>
+      </w:r>
+    </w:p>
+    <w:p>
+      <w:pPr>
+        <w:spacing w:line="240" w:lineRule="auto"/>
+        <w:rPr>
+          <w:rFonts w:ascii="Times New Roman" w:hAnsi="Times New Roman" w:cs="Times New Roman"/>
+          <w:sz w:val="24"/>
+          <w:szCs w:val="24"/>
+        </w:rPr>
+      </w:pPr>
+      <w:r>
+        <w:rPr>
+          <w:rFonts w:ascii="Times New Roman" w:hAnsi="Times New Roman" w:cs="Times New Roman"/>
+          <w:sz w:val="24"/>
+          <w:szCs w:val="24"/>
+        </w:rPr>
+        <w:t xml:space="preserve">Контактный </w:t>
       </w:r>
       <w:proofErr w:type="spellStart"/>
+      <w:r>
+        <w:rPr>
+          <w:rFonts w:ascii="Times New Roman" w:hAnsi="Times New Roman" w:cs="Times New Roman"/>
+          <w:sz w:val="24"/>
+          <w:szCs w:val="24"/>
+        </w:rPr>
+        <w:t>e-mail</w:t>
+      </w:r>
       <w:proofErr w:type="spellEnd"/>
-    </w:p>
-    <w:p>
-      <w:pPr>
-        <w:spacing w:line="240" w:lineRule="auto"/>
-        <w:rPr>
-          <w:rFonts w:ascii="Times New Roman" w:hAnsi="Times New Roman" w:cs="Times New Roman"/>
-          <w:sz w:val="24"/>
-          <w:szCs w:val="24"/>
-        </w:rPr>
-      </w:pPr>
-      <w:r>
-        <w:rPr>
-          <w:rFonts w:ascii="Times New Roman" w:hAnsi="Times New Roman" w:cs="Times New Roman"/>
-          <w:sz w:val="24"/>
-          <w:szCs w:val="24"/>
-        </w:rPr>
-        <w:t>ИНН: 772974697900</w:t>
-      </w:r>
-    </w:p>
-    <w:p>
-      <w:pPr>
-        <w:spacing w:line="240" w:lineRule="auto"/>
-        <w:rPr>
-          <w:rFonts w:ascii="Times New Roman" w:hAnsi="Times New Roman" w:cs="Times New Roman"/>
-          <w:sz w:val="24"/>
-          <w:szCs w:val="24"/>
-        </w:rPr>
-      </w:pPr>
-      <w:r>
-        <w:rPr>
-          <w:rFonts w:ascii="Times New Roman" w:hAnsi="Times New Roman" w:cs="Times New Roman"/>
-          <w:sz w:val="24"/>
-          <w:szCs w:val="24"/>
-        </w:rPr>
-        <w:t>ОГРН/ОГРНИП:  </w:t>
-      </w:r>
-    </w:p>
-    <w:p>
-      <w:pPr>
-        <w:spacing w:line="240" w:lineRule="auto"/>
-        <w:rPr>
-          <w:rFonts w:ascii="Times New Roman" w:hAnsi="Times New Roman" w:cs="Times New Roman"/>
-          <w:sz w:val="24"/>
-          <w:szCs w:val="24"/>
-        </w:rPr>
-      </w:pPr>
-      <w:r>
-        <w:rPr>
-          <w:rFonts w:ascii="Times New Roman" w:hAnsi="Times New Roman" w:cs="Times New Roman"/>
-          <w:sz w:val="24"/>
-          <w:szCs w:val="24"/>
-        </w:rPr>
-        <w:t>Контактный телефон: 79999675404</w:t>
-      </w:r>
-    </w:p>
-    <w:p>
-      <w:pPr>
-        <w:spacing w:line="240" w:lineRule="auto"/>
-        <w:rPr>
-          <w:rFonts w:ascii="Times New Roman" w:hAnsi="Times New Roman" w:cs="Times New Roman"/>
-          <w:sz w:val="24"/>
-          <w:szCs w:val="24"/>
-        </w:rPr>
-      </w:pPr>
-      <w:r>
-        <w:rPr>
-          <w:rFonts w:ascii="Times New Roman" w:hAnsi="Times New Roman" w:cs="Times New Roman"/>
-          <w:sz w:val="24"/>
-          <w:szCs w:val="24"/>
-        </w:rPr>
-        <w:t xml:space="preserve">Контактный </w:t>
-      </w:r>
-      <w:proofErr w:type="spellStart"/>
-      <w:r>
-        <w:rPr>
-          <w:rFonts w:ascii="Times New Roman" w:hAnsi="Times New Roman" w:cs="Times New Roman"/>
-          <w:sz w:val="24"/>
-          <w:szCs w:val="24"/>
-        </w:rPr>
-        <w:t>e-mail</w:t>
-      </w:r>
-      <w:proofErr w:type="spellEnd"/>
-      <w:r>
-        <w:rPr>
-          <w:rFonts w:ascii="Times New Roman" w:hAnsi="Times New Roman" w:cs="Times New Roman"/>
-          <w:sz w:val="24"/>
-          <w:szCs w:val="24"/>
-        </w:rPr>
-        <w:t>:  </w:t>
+      <w:r>
+        <w:rPr>
+          <w:rFonts w:ascii="Times New Roman" w:hAnsi="Times New Roman" w:cs="Times New Roman"/>
+          <w:sz w:val="24"/>
+          <w:szCs w:val="24"/>
+        </w:rPr>
+        <w:t>: info@inter-verse.ru</w:t>
       </w:r>
     </w:p>
     <w:sectPr>
